--- a/Документация/Отзыв.docx
+++ b/Документация/Отзыв.docx
@@ -6,7 +6,7 @@
       <w:pPr>
         <w:pStyle w:val="Normal"/>
         <w:spacing w:lineRule="auto" w:line="362" w:before="116" w:after="0"/>
-        <w:ind w:right="-1"/>
+        <w:ind w:right="-1" w:hanging="0"/>
         <w:jc w:val="center"/>
         <w:rPr>
           <w:sz w:val="24"/>
@@ -130,7 +130,7 @@
       <w:pPr>
         <w:pStyle w:val="Normal"/>
         <w:spacing w:before="9" w:after="0"/>
-        <w:ind w:right="-1"/>
+        <w:ind w:right="-1" w:hanging="0"/>
         <w:jc w:val="center"/>
         <w:rPr>
           <w:b/>
@@ -202,7 +202,7 @@
       <w:pPr>
         <w:pStyle w:val="Normal"/>
         <w:spacing w:before="9" w:after="0"/>
-        <w:ind w:right="-1"/>
+        <w:ind w:right="-1" w:hanging="0"/>
         <w:jc w:val="center"/>
         <w:rPr>
           <w:b/>
@@ -245,7 +245,7 @@
           <w:szCs w:val="24"/>
           <w:shd w:fill="auto" w:val="clear"/>
         </w:rPr>
-        <w:t xml:space="preserve">1 </w:t>
+        <w:t>1 Бобрышев</w:t>
       </w:r>
       <w:r>
         <w:rPr>
@@ -254,7 +254,43 @@
           <w:szCs w:val="24"/>
           <w:shd w:fill="auto" w:val="clear"/>
         </w:rPr>
-        <w:t>Бобрышев Петр Денисович</w:t>
+        <w:t>а</w:t>
+      </w:r>
+      <w:r>
+        <w:rPr>
+          <w:b/>
+          <w:sz w:val="24"/>
+          <w:szCs w:val="24"/>
+          <w:shd w:fill="auto" w:val="clear"/>
+        </w:rPr>
+        <w:t xml:space="preserve"> Петр</w:t>
+      </w:r>
+      <w:r>
+        <w:rPr>
+          <w:b/>
+          <w:sz w:val="24"/>
+          <w:szCs w:val="24"/>
+          <w:shd w:fill="auto" w:val="clear"/>
+        </w:rPr>
+        <w:t>а</w:t>
+      </w:r>
+      <w:r>
+        <w:rPr>
+          <w:b/>
+          <w:sz w:val="24"/>
+          <w:szCs w:val="24"/>
+          <w:shd w:fill="auto" w:val="clear"/>
+        </w:rPr>
+        <w:t xml:space="preserve"> Денисович</w:t>
+      </w:r>
+      <w:r>
+        <w:rPr>
+          <w:b/>
+          <w:sz w:val="24"/>
+          <w:szCs w:val="24"/>
+          <w:shd w:fill="auto" w:val="clear"/>
+        </w:rPr>
+        <w:t>а</w:t>
       </w:r>
     </w:p>
     <w:p>
@@ -435,7 +471,7 @@
           <w:tab w:val="left" w:pos="4484" w:leader="none"/>
         </w:tabs>
         <w:spacing w:before="5" w:after="0"/>
-        <w:ind w:right="-1"/>
+        <w:ind w:right="-1" w:hanging="0"/>
         <w:rPr>
           <w:b/>
           <w:sz w:val="24"/>
@@ -487,9 +523,9 @@
     </w:p>
     <w:p>
       <w:pPr>
-        <w:pStyle w:val="BodyText"/>
+        <w:pStyle w:val="Style16"/>
         <w:spacing w:before="2" w:after="1"/>
-        <w:ind w:hanging="0" w:left="0"/>
+        <w:ind w:left="0" w:hanging="0"/>
         <w:jc w:val="left"/>
         <w:rPr>
           <w:b/>
@@ -537,8 +573,10 @@
           <w:p>
             <w:pPr>
               <w:pStyle w:val="TableParagraph"/>
+              <w:widowControl w:val="false"/>
+              <w:suppressAutoHyphens w:val="true"/>
               <w:spacing w:lineRule="exact" w:line="210" w:before="0" w:after="0"/>
-              <w:ind w:left="1914" w:right="1903"/>
+              <w:ind w:left="1914" w:right="1903" w:hanging="0"/>
               <w:jc w:val="center"/>
               <w:rPr>
                 <w:b/>
@@ -572,12 +610,14 @@
           <w:p>
             <w:pPr>
               <w:pStyle w:val="TableParagraph"/>
+              <w:widowControl w:val="false"/>
               <w:tabs>
                 <w:tab w:val="clear" w:pos="708"/>
                 <w:tab w:val="left" w:pos="2721" w:leader="none"/>
               </w:tabs>
+              <w:suppressAutoHyphens w:val="true"/>
               <w:spacing w:lineRule="exact" w:line="210" w:before="0" w:after="0"/>
-              <w:ind w:hanging="1886" w:left="1914" w:right="500"/>
+              <w:ind w:left="1914" w:right="500" w:hanging="1886"/>
               <w:jc w:val="center"/>
               <w:rPr>
                 <w:b/>
@@ -616,8 +656,10 @@
           <w:p>
             <w:pPr>
               <w:pStyle w:val="TableParagraph"/>
+              <w:widowControl w:val="false"/>
+              <w:suppressAutoHyphens w:val="true"/>
               <w:spacing w:lineRule="exact" w:line="210" w:before="0" w:after="0"/>
-              <w:ind w:left="107"/>
+              <w:ind w:left="107" w:hanging="0"/>
               <w:jc w:val="left"/>
               <w:rPr>
                 <w:sz w:val="24"/>
@@ -687,8 +729,10 @@
           <w:p>
             <w:pPr>
               <w:pStyle w:val="TableParagraph"/>
+              <w:widowControl w:val="false"/>
+              <w:suppressAutoHyphens w:val="true"/>
               <w:spacing w:lineRule="exact" w:line="210" w:before="0" w:after="0"/>
-              <w:ind w:left="107"/>
+              <w:ind w:left="107" w:hanging="0"/>
               <w:jc w:val="left"/>
               <w:rPr>
                 <w:sz w:val="24"/>
@@ -713,15 +757,6 @@
                 <w:lang w:val="en-US" w:eastAsia="en-US" w:bidi="ar-SA"/>
               </w:rPr>
               <w:t>уальной</w:t>
-            </w:r>
-            <w:r>
-              <w:rPr>
-                <w:kern w:val="0"/>
-                <w:sz w:val="24"/>
-                <w:szCs w:val="24"/>
-                <w:lang w:val="ru-RU" w:eastAsia="en-US" w:bidi="ar-SA"/>
-              </w:rPr>
-              <w:t>/Неактуальной</w:t>
             </w:r>
           </w:p>
         </w:tc>
@@ -743,8 +778,10 @@
           <w:p>
             <w:pPr>
               <w:pStyle w:val="TableParagraph"/>
+              <w:widowControl w:val="false"/>
+              <w:suppressAutoHyphens w:val="true"/>
               <w:spacing w:lineRule="exact" w:line="210" w:before="0" w:after="0"/>
-              <w:ind w:left="107"/>
+              <w:ind w:left="107" w:hanging="0"/>
               <w:jc w:val="left"/>
               <w:rPr>
                 <w:sz w:val="24"/>
@@ -794,8 +831,10 @@
           <w:p>
             <w:pPr>
               <w:pStyle w:val="TableParagraph"/>
+              <w:widowControl w:val="false"/>
+              <w:suppressAutoHyphens w:val="true"/>
               <w:spacing w:lineRule="exact" w:line="210" w:before="0" w:after="0"/>
-              <w:ind w:left="107"/>
+              <w:ind w:left="107" w:hanging="0"/>
               <w:jc w:val="left"/>
               <w:rPr>
                 <w:sz w:val="24"/>
@@ -810,45 +849,7 @@
                 <w:szCs w:val="24"/>
                 <w:lang w:val="ru-RU" w:eastAsia="en-US" w:bidi="ar-SA"/>
               </w:rPr>
-              <w:t>Позволяют/Не позволяют</w:t>
-            </w:r>
-            <w:r>
-              <w:rPr>
-                <w:spacing w:val="-3"/>
-                <w:kern w:val="0"/>
-                <w:sz w:val="24"/>
-                <w:szCs w:val="24"/>
-                <w:lang w:val="ru-RU" w:eastAsia="en-US" w:bidi="ar-SA"/>
-              </w:rPr>
-              <w:t xml:space="preserve"> </w:t>
-            </w:r>
-            <w:r>
-              <w:rPr>
-                <w:kern w:val="0"/>
-                <w:sz w:val="24"/>
-                <w:szCs w:val="24"/>
-                <w:lang w:val="ru-RU" w:eastAsia="en-US" w:bidi="ar-SA"/>
-              </w:rPr>
-              <w:t>достичь</w:t>
-            </w:r>
-            <w:r>
-              <w:rPr>
-                <w:spacing w:val="-2"/>
-                <w:kern w:val="0"/>
-                <w:sz w:val="24"/>
-                <w:szCs w:val="24"/>
-                <w:lang w:val="ru-RU" w:eastAsia="en-US" w:bidi="ar-SA"/>
-              </w:rPr>
-              <w:t xml:space="preserve"> </w:t>
-            </w:r>
-            <w:r>
-              <w:rPr>
-                <w:kern w:val="0"/>
-                <w:sz w:val="24"/>
-                <w:szCs w:val="24"/>
-                <w:lang w:val="ru-RU" w:eastAsia="en-US" w:bidi="ar-SA"/>
-              </w:rPr>
-              <w:t>цели</w:t>
+              <w:t>Позволяют</w:t>
             </w:r>
           </w:p>
         </w:tc>
@@ -870,8 +871,10 @@
           <w:p>
             <w:pPr>
               <w:pStyle w:val="TableParagraph"/>
+              <w:widowControl w:val="false"/>
+              <w:suppressAutoHyphens w:val="true"/>
               <w:spacing w:before="0" w:after="0"/>
-              <w:ind w:left="107"/>
+              <w:ind w:left="107" w:hanging="0"/>
               <w:jc w:val="left"/>
               <w:rPr>
                 <w:sz w:val="24"/>
@@ -1006,8 +1009,10 @@
           <w:p>
             <w:pPr>
               <w:pStyle w:val="TableParagraph"/>
+              <w:widowControl w:val="false"/>
+              <w:suppressAutoHyphens w:val="true"/>
               <w:spacing w:lineRule="exact" w:line="217" w:before="0" w:after="0"/>
-              <w:ind w:left="107"/>
+              <w:ind w:left="107" w:hanging="0"/>
               <w:jc w:val="left"/>
               <w:rPr>
                 <w:sz w:val="24"/>
@@ -1115,6 +1120,8 @@
           <w:p>
             <w:pPr>
               <w:pStyle w:val="TableParagraph"/>
+              <w:widowControl w:val="false"/>
+              <w:suppressAutoHyphens w:val="true"/>
               <w:spacing w:before="3" w:after="0"/>
               <w:jc w:val="left"/>
               <w:rPr>
@@ -1127,18 +1134,19 @@
             <w:r>
               <w:rPr>
                 <w:b/>
-                <w:kern w:val="0"/>
-                <w:sz w:val="24"/>
-                <w:szCs w:val="24"/>
-                <w:lang w:val="ru-RU" w:eastAsia="en-US" w:bidi="ar-SA"/>
+                <w:sz w:val="24"/>
+                <w:szCs w:val="24"/>
+                <w:lang w:val="ru-RU"/>
               </w:rPr>
             </w:r>
           </w:p>
           <w:p>
             <w:pPr>
               <w:pStyle w:val="TableParagraph"/>
+              <w:widowControl w:val="false"/>
+              <w:suppressAutoHyphens w:val="true"/>
               <w:spacing w:lineRule="atLeast" w:line="230" w:before="1" w:after="0"/>
-              <w:ind w:left="107" w:right="65"/>
+              <w:ind w:left="107" w:right="65" w:hanging="0"/>
               <w:jc w:val="left"/>
               <w:rPr>
                 <w:spacing w:val="-47"/>
@@ -1156,23 +1164,15 @@
                 <w:lang w:val="en-US" w:eastAsia="en-US" w:bidi="ar-SA"/>
               </w:rPr>
               <w:t>Да</w:t>
-            </w:r>
-            <w:r>
-              <w:rPr>
-                <w:spacing w:val="-1"/>
-                <w:kern w:val="0"/>
-                <w:sz w:val="24"/>
-                <w:szCs w:val="24"/>
-                <w:lang w:val="ru-RU" w:eastAsia="en-US" w:bidi="ar-SA"/>
-              </w:rPr>
-              <w:t>/Нет</w:t>
             </w:r>
           </w:p>
           <w:p>
             <w:pPr>
               <w:pStyle w:val="TableParagraph"/>
+              <w:widowControl w:val="false"/>
+              <w:suppressAutoHyphens w:val="true"/>
               <w:spacing w:lineRule="atLeast" w:line="230" w:before="1" w:after="0"/>
-              <w:ind w:left="107" w:right="65"/>
+              <w:ind w:left="107" w:right="65" w:hanging="0"/>
               <w:jc w:val="left"/>
               <w:rPr>
                 <w:sz w:val="24"/>
@@ -1187,17 +1187,7 @@
                 <w:szCs w:val="24"/>
                 <w:lang w:val="ru-RU" w:eastAsia="en-US" w:bidi="ar-SA"/>
               </w:rPr>
-              <w:t>Да/Н</w:t>
-            </w:r>
-            <w:r>
-              <w:rPr>
-                <w:spacing w:val="-1"/>
-                <w:kern w:val="0"/>
-                <w:sz w:val="24"/>
-                <w:szCs w:val="24"/>
-                <w:lang w:val="en-US" w:eastAsia="en-US" w:bidi="ar-SA"/>
-              </w:rPr>
-              <w:t>ет</w:t>
+              <w:t>Да</w:t>
             </w:r>
           </w:p>
         </w:tc>
@@ -1219,8 +1209,10 @@
           <w:p>
             <w:pPr>
               <w:pStyle w:val="TableParagraph"/>
+              <w:widowControl w:val="false"/>
+              <w:suppressAutoHyphens w:val="true"/>
               <w:spacing w:lineRule="exact" w:line="210" w:before="0" w:after="0"/>
-              <w:ind w:left="107"/>
+              <w:ind w:left="107" w:hanging="0"/>
               <w:jc w:val="left"/>
               <w:rPr>
                 <w:sz w:val="24"/>
@@ -1289,8 +1281,10 @@
           <w:p>
             <w:pPr>
               <w:pStyle w:val="TableParagraph"/>
+              <w:widowControl w:val="false"/>
+              <w:suppressAutoHyphens w:val="true"/>
               <w:spacing w:lineRule="exact" w:line="210" w:before="0" w:after="0"/>
-              <w:ind w:left="107"/>
+              <w:ind w:left="107" w:hanging="0"/>
               <w:jc w:val="left"/>
               <w:rPr>
                 <w:sz w:val="24"/>
@@ -1314,7 +1308,7 @@
                 <w:szCs w:val="24"/>
                 <w:lang w:val="ru-RU" w:eastAsia="en-US" w:bidi="ar-SA"/>
               </w:rPr>
-              <w:t>а/Нет</w:t>
+              <w:t>а</w:t>
             </w:r>
           </w:p>
         </w:tc>
@@ -1336,8 +1330,10 @@
           <w:p>
             <w:pPr>
               <w:pStyle w:val="TableParagraph"/>
+              <w:widowControl w:val="false"/>
+              <w:suppressAutoHyphens w:val="true"/>
               <w:spacing w:lineRule="exact" w:line="210" w:before="0" w:after="0"/>
-              <w:ind w:left="107"/>
+              <w:ind w:left="107" w:hanging="0"/>
               <w:jc w:val="left"/>
               <w:rPr>
                 <w:sz w:val="24"/>
@@ -1406,8 +1402,10 @@
           <w:p>
             <w:pPr>
               <w:pStyle w:val="TableParagraph"/>
+              <w:widowControl w:val="false"/>
+              <w:suppressAutoHyphens w:val="true"/>
               <w:spacing w:lineRule="exact" w:line="210" w:before="0" w:after="0"/>
-              <w:ind w:left="107"/>
+              <w:ind w:left="107" w:hanging="0"/>
               <w:jc w:val="left"/>
               <w:rPr>
                 <w:sz w:val="24"/>
@@ -1423,15 +1421,6 @@
                 <w:lang w:val="en-US" w:eastAsia="en-US" w:bidi="ar-SA"/>
               </w:rPr>
               <w:t>Да</w:t>
-            </w:r>
-            <w:r>
-              <w:rPr>
-                <w:kern w:val="0"/>
-                <w:sz w:val="24"/>
-                <w:szCs w:val="24"/>
-                <w:lang w:val="ru-RU" w:eastAsia="en-US" w:bidi="ar-SA"/>
-              </w:rPr>
-              <w:t>/Нет</w:t>
             </w:r>
           </w:p>
         </w:tc>
@@ -1453,8 +1442,10 @@
           <w:p>
             <w:pPr>
               <w:pStyle w:val="TableParagraph"/>
+              <w:widowControl w:val="false"/>
+              <w:suppressAutoHyphens w:val="true"/>
               <w:spacing w:lineRule="exact" w:line="210" w:before="0" w:after="0"/>
-              <w:ind w:left="107"/>
+              <w:ind w:left="107" w:hanging="0"/>
               <w:jc w:val="left"/>
               <w:rPr>
                 <w:sz w:val="24"/>
@@ -1523,8 +1514,10 @@
           <w:p>
             <w:pPr>
               <w:pStyle w:val="TableParagraph"/>
+              <w:widowControl w:val="false"/>
+              <w:suppressAutoHyphens w:val="true"/>
               <w:spacing w:lineRule="exact" w:line="210" w:before="0" w:after="0"/>
-              <w:ind w:left="107"/>
+              <w:ind w:left="107" w:hanging="0"/>
               <w:jc w:val="left"/>
               <w:rPr>
                 <w:sz w:val="24"/>
@@ -1540,15 +1533,6 @@
                 <w:lang w:val="en-US" w:eastAsia="en-US" w:bidi="ar-SA"/>
               </w:rPr>
               <w:t>Да</w:t>
-            </w:r>
-            <w:r>
-              <w:rPr>
-                <w:kern w:val="0"/>
-                <w:sz w:val="24"/>
-                <w:szCs w:val="24"/>
-                <w:lang w:val="ru-RU" w:eastAsia="en-US" w:bidi="ar-SA"/>
-              </w:rPr>
-              <w:t>/Нет</w:t>
             </w:r>
           </w:p>
         </w:tc>
@@ -1570,8 +1554,10 @@
           <w:p>
             <w:pPr>
               <w:pStyle w:val="TableParagraph"/>
+              <w:widowControl w:val="false"/>
+              <w:suppressAutoHyphens w:val="true"/>
               <w:spacing w:lineRule="exact" w:line="223" w:before="0" w:after="0"/>
-              <w:ind w:left="107"/>
+              <w:ind w:left="107" w:hanging="0"/>
               <w:jc w:val="left"/>
               <w:rPr>
                 <w:sz w:val="24"/>
@@ -1659,8 +1645,10 @@
           <w:p>
             <w:pPr>
               <w:pStyle w:val="TableParagraph"/>
+              <w:widowControl w:val="false"/>
+              <w:suppressAutoHyphens w:val="true"/>
               <w:spacing w:before="0" w:after="0"/>
-              <w:jc w:val="left"/>
+              <w:jc w:val="both"/>
               <w:rPr>
                 <w:sz w:val="24"/>
                 <w:szCs w:val="24"/>
@@ -1674,7 +1662,7 @@
                 <w:szCs w:val="24"/>
                 <w:lang w:val="ru-RU" w:eastAsia="en-US" w:bidi="ar-SA"/>
               </w:rPr>
-              <w:t xml:space="preserve">ПИШЕМ САМОСТОЯТЕЛЬНО </w:t>
+              <w:t>Ответственность, самостоятельность, креативность, индивидуальность</w:t>
             </w:r>
           </w:p>
         </w:tc>
@@ -1696,8 +1684,10 @@
           <w:p>
             <w:pPr>
               <w:pStyle w:val="TableParagraph"/>
+              <w:widowControl w:val="false"/>
+              <w:suppressAutoHyphens w:val="true"/>
               <w:spacing w:lineRule="exact" w:line="223" w:before="0" w:after="0"/>
-              <w:ind w:left="107"/>
+              <w:ind w:left="107" w:hanging="0"/>
               <w:jc w:val="left"/>
               <w:rPr>
                 <w:sz w:val="24"/>
@@ -1755,6 +1745,7 @@
           <w:p>
             <w:pPr>
               <w:pStyle w:val="TableParagraph"/>
+              <w:widowControl w:val="false"/>
               <w:numPr>
                 <w:ilvl w:val="0"/>
                 <w:numId w:val="2"/>
@@ -1764,8 +1755,9 @@
                 <w:tab w:val="left" w:pos="827" w:leader="none"/>
                 <w:tab w:val="left" w:pos="828" w:leader="none"/>
               </w:tabs>
+              <w:suppressAutoHyphens w:val="true"/>
               <w:spacing w:lineRule="exact" w:line="245" w:before="0" w:after="0"/>
-              <w:ind w:hanging="361" w:left="827"/>
+              <w:ind w:left="827" w:hanging="361"/>
               <w:jc w:val="left"/>
               <w:rPr>
                 <w:sz w:val="24"/>
@@ -1823,6 +1815,7 @@
           <w:p>
             <w:pPr>
               <w:pStyle w:val="TableParagraph"/>
+              <w:widowControl w:val="false"/>
               <w:numPr>
                 <w:ilvl w:val="0"/>
                 <w:numId w:val="2"/>
@@ -1832,8 +1825,9 @@
                 <w:tab w:val="left" w:pos="827" w:leader="none"/>
                 <w:tab w:val="left" w:pos="828" w:leader="none"/>
               </w:tabs>
+              <w:suppressAutoHyphens w:val="true"/>
               <w:spacing w:lineRule="exact" w:line="244" w:before="0" w:after="0"/>
-              <w:ind w:hanging="361" w:left="827"/>
+              <w:ind w:left="827" w:hanging="361"/>
               <w:jc w:val="left"/>
               <w:rPr>
                 <w:sz w:val="24"/>
@@ -1891,6 +1885,7 @@
           <w:p>
             <w:pPr>
               <w:pStyle w:val="TableParagraph"/>
+              <w:widowControl w:val="false"/>
               <w:numPr>
                 <w:ilvl w:val="0"/>
                 <w:numId w:val="2"/>
@@ -1900,8 +1895,9 @@
                 <w:tab w:val="left" w:pos="827" w:leader="none"/>
                 <w:tab w:val="left" w:pos="828" w:leader="none"/>
               </w:tabs>
+              <w:suppressAutoHyphens w:val="true"/>
               <w:spacing w:lineRule="exact" w:line="231" w:before="0" w:after="0"/>
-              <w:ind w:hanging="361" w:left="827"/>
+              <w:ind w:left="827" w:hanging="361"/>
               <w:jc w:val="left"/>
               <w:rPr>
                 <w:sz w:val="24"/>
@@ -1970,6 +1966,8 @@
           <w:p>
             <w:pPr>
               <w:pStyle w:val="TableParagraph"/>
+              <w:widowControl w:val="false"/>
+              <w:suppressAutoHyphens w:val="true"/>
               <w:spacing w:before="5" w:after="0"/>
               <w:jc w:val="left"/>
               <w:rPr>
@@ -1981,16 +1979,15 @@
             <w:r>
               <w:rPr>
                 <w:b/>
-                <w:kern w:val="0"/>
-                <w:sz w:val="24"/>
-                <w:szCs w:val="24"/>
-                <w:lang w:val="en-US" w:eastAsia="en-US" w:bidi="ar-SA"/>
+                <w:sz w:val="24"/>
+                <w:szCs w:val="24"/>
               </w:rPr>
             </w:r>
           </w:p>
           <w:p>
             <w:pPr>
               <w:pStyle w:val="TableParagraph"/>
+              <w:widowControl w:val="false"/>
               <w:numPr>
                 <w:ilvl w:val="0"/>
                 <w:numId w:val="1"/>
@@ -2000,8 +1997,9 @@
                 <w:tab w:val="left" w:pos="827" w:leader="none"/>
                 <w:tab w:val="left" w:pos="828" w:leader="none"/>
               </w:tabs>
+              <w:suppressAutoHyphens w:val="true"/>
               <w:spacing w:lineRule="exact" w:line="245" w:before="0" w:after="0"/>
-              <w:ind w:hanging="361" w:left="827"/>
+              <w:ind w:left="827" w:hanging="361"/>
               <w:jc w:val="left"/>
               <w:rPr>
                 <w:sz w:val="24"/>
@@ -2016,20 +2014,12 @@
                 <w:lang w:val="en-US" w:eastAsia="en-US" w:bidi="ar-SA"/>
               </w:rPr>
               <w:t>Да</w:t>
-            </w:r>
-            <w:r>
-              <w:rPr>
-                <w:kern w:val="0"/>
-                <w:sz w:val="24"/>
-                <w:szCs w:val="24"/>
-                <w:lang w:val="ru-RU" w:eastAsia="en-US" w:bidi="ar-SA"/>
-              </w:rPr>
-              <w:t>/Нет</w:t>
             </w:r>
           </w:p>
           <w:p>
             <w:pPr>
               <w:pStyle w:val="TableParagraph"/>
+              <w:widowControl w:val="false"/>
               <w:numPr>
                 <w:ilvl w:val="0"/>
                 <w:numId w:val="1"/>
@@ -2039,8 +2029,9 @@
                 <w:tab w:val="left" w:pos="827" w:leader="none"/>
                 <w:tab w:val="left" w:pos="828" w:leader="none"/>
               </w:tabs>
+              <w:suppressAutoHyphens w:val="true"/>
               <w:spacing w:lineRule="exact" w:line="244" w:before="0" w:after="0"/>
-              <w:ind w:hanging="361" w:left="827"/>
+              <w:ind w:left="827" w:hanging="361"/>
               <w:jc w:val="left"/>
               <w:rPr>
                 <w:sz w:val="24"/>
@@ -2055,20 +2046,12 @@
                 <w:lang w:val="en-US" w:eastAsia="en-US" w:bidi="ar-SA"/>
               </w:rPr>
               <w:t>Да</w:t>
-            </w:r>
-            <w:r>
-              <w:rPr>
-                <w:kern w:val="0"/>
-                <w:sz w:val="24"/>
-                <w:szCs w:val="24"/>
-                <w:lang w:val="ru-RU" w:eastAsia="en-US" w:bidi="ar-SA"/>
-              </w:rPr>
-              <w:t>/Нет</w:t>
             </w:r>
           </w:p>
           <w:p>
             <w:pPr>
               <w:pStyle w:val="TableParagraph"/>
+              <w:widowControl w:val="false"/>
               <w:numPr>
                 <w:ilvl w:val="0"/>
                 <w:numId w:val="1"/>
@@ -2078,8 +2061,9 @@
                 <w:tab w:val="left" w:pos="827" w:leader="none"/>
                 <w:tab w:val="left" w:pos="828" w:leader="none"/>
               </w:tabs>
+              <w:suppressAutoHyphens w:val="true"/>
               <w:spacing w:lineRule="exact" w:line="231" w:before="0" w:after="0"/>
-              <w:ind w:hanging="361" w:left="827"/>
+              <w:ind w:left="827" w:hanging="361"/>
               <w:jc w:val="left"/>
               <w:rPr>
                 <w:sz w:val="24"/>
@@ -2094,15 +2078,6 @@
                 <w:lang w:val="en-US" w:eastAsia="en-US" w:bidi="ar-SA"/>
               </w:rPr>
               <w:t>Да</w:t>
-            </w:r>
-            <w:r>
-              <w:rPr>
-                <w:kern w:val="0"/>
-                <w:sz w:val="24"/>
-                <w:szCs w:val="24"/>
-                <w:lang w:val="ru-RU" w:eastAsia="en-US" w:bidi="ar-SA"/>
-              </w:rPr>
-              <w:t>/Нет</w:t>
             </w:r>
           </w:p>
         </w:tc>
@@ -2124,8 +2099,10 @@
           <w:p>
             <w:pPr>
               <w:pStyle w:val="TableParagraph"/>
+              <w:widowControl w:val="false"/>
+              <w:suppressAutoHyphens w:val="true"/>
               <w:spacing w:lineRule="exact" w:line="223" w:before="0" w:after="0"/>
-              <w:ind w:left="107"/>
+              <w:ind w:left="107" w:hanging="0"/>
               <w:jc w:val="left"/>
               <w:rPr>
                 <w:sz w:val="24"/>
@@ -2194,8 +2171,10 @@
           <w:p>
             <w:pPr>
               <w:pStyle w:val="TableParagraph"/>
+              <w:widowControl w:val="false"/>
+              <w:suppressAutoHyphens w:val="true"/>
               <w:spacing w:before="0" w:after="0"/>
-              <w:jc w:val="left"/>
+              <w:jc w:val="both"/>
               <w:rPr>
                 <w:sz w:val="24"/>
                 <w:szCs w:val="24"/>
@@ -2209,7 +2188,7 @@
                 <w:szCs w:val="24"/>
                 <w:lang w:val="ru-RU" w:eastAsia="en-US" w:bidi="ar-SA"/>
               </w:rPr>
-              <w:t>ПИШЕМ САМОСТОЯТЕЛЬНО</w:t>
+              <w:t>На одной из вкладок не корректно отображается таблица</w:t>
             </w:r>
           </w:p>
         </w:tc>
@@ -2231,8 +2210,10 @@
           <w:p>
             <w:pPr>
               <w:pStyle w:val="TableParagraph"/>
+              <w:widowControl w:val="false"/>
+              <w:suppressAutoHyphens w:val="true"/>
               <w:spacing w:lineRule="exact" w:line="223" w:before="0" w:after="0"/>
-              <w:ind w:left="107"/>
+              <w:ind w:left="107" w:hanging="0"/>
               <w:jc w:val="left"/>
               <w:rPr>
                 <w:sz w:val="24"/>
@@ -2359,8 +2340,10 @@
           <w:p>
             <w:pPr>
               <w:pStyle w:val="TableParagraph"/>
+              <w:widowControl w:val="false"/>
+              <w:suppressAutoHyphens w:val="true"/>
               <w:spacing w:lineRule="exact" w:line="223" w:before="0" w:after="0"/>
-              <w:ind w:left="107"/>
+              <w:ind w:left="107" w:hanging="0"/>
               <w:jc w:val="left"/>
               <w:rPr>
                 <w:sz w:val="24"/>
@@ -2376,15 +2359,6 @@
                 <w:lang w:val="en-US" w:eastAsia="en-US" w:bidi="ar-SA"/>
               </w:rPr>
               <w:t>Да</w:t>
-            </w:r>
-            <w:r>
-              <w:rPr>
-                <w:kern w:val="0"/>
-                <w:sz w:val="24"/>
-                <w:szCs w:val="24"/>
-                <w:lang w:val="ru-RU" w:eastAsia="en-US" w:bidi="ar-SA"/>
-              </w:rPr>
-              <w:t>/Нет</w:t>
             </w:r>
           </w:p>
         </w:tc>
@@ -2406,8 +2380,10 @@
           <w:p>
             <w:pPr>
               <w:pStyle w:val="TableParagraph"/>
+              <w:widowControl w:val="false"/>
+              <w:suppressAutoHyphens w:val="true"/>
               <w:spacing w:lineRule="exact" w:line="223" w:before="0" w:after="0"/>
-              <w:ind w:left="142"/>
+              <w:ind w:left="142" w:hanging="0"/>
               <w:jc w:val="left"/>
               <w:rPr>
                 <w:sz w:val="24"/>
@@ -2439,8 +2415,10 @@
           <w:p>
             <w:pPr>
               <w:pStyle w:val="TableParagraph"/>
+              <w:widowControl w:val="false"/>
+              <w:suppressAutoHyphens w:val="true"/>
               <w:spacing w:lineRule="exact" w:line="223" w:before="0" w:after="0"/>
-              <w:ind w:left="107"/>
+              <w:ind w:left="107" w:hanging="0"/>
               <w:jc w:val="left"/>
               <w:rPr>
                 <w:sz w:val="24"/>
@@ -2455,7 +2433,7 @@
                 <w:szCs w:val="24"/>
                 <w:lang w:val="ru-RU" w:eastAsia="en-US" w:bidi="ar-SA"/>
               </w:rPr>
-              <w:t>Да/Нет</w:t>
+              <w:t>Да</w:t>
             </w:r>
           </w:p>
         </w:tc>
@@ -2477,12 +2455,14 @@
           <w:p>
             <w:pPr>
               <w:pStyle w:val="TableParagraph"/>
+              <w:widowControl w:val="false"/>
               <w:tabs>
                 <w:tab w:val="clear" w:pos="708"/>
                 <w:tab w:val="left" w:pos="726" w:leader="none"/>
               </w:tabs>
+              <w:suppressAutoHyphens w:val="true"/>
               <w:spacing w:lineRule="exact" w:line="224" w:before="0" w:after="0"/>
-              <w:ind w:left="107"/>
+              <w:ind w:left="107" w:hanging="0"/>
               <w:jc w:val="left"/>
               <w:rPr>
                 <w:sz w:val="24"/>
@@ -2523,8 +2503,10 @@
           <w:p>
             <w:pPr>
               <w:pStyle w:val="TableParagraph"/>
+              <w:widowControl w:val="false"/>
+              <w:suppressAutoHyphens w:val="true"/>
               <w:spacing w:lineRule="exact" w:line="229" w:before="0" w:after="0"/>
-              <w:ind w:left="107"/>
+              <w:ind w:left="107" w:hanging="0"/>
               <w:jc w:val="left"/>
               <w:rPr>
                 <w:sz w:val="24"/>
@@ -2582,8 +2564,10 @@
           <w:p>
             <w:pPr>
               <w:pStyle w:val="TableParagraph"/>
+              <w:widowControl w:val="false"/>
+              <w:suppressAutoHyphens w:val="true"/>
               <w:spacing w:before="0" w:after="0"/>
-              <w:ind w:left="107"/>
+              <w:ind w:left="107" w:hanging="0"/>
               <w:jc w:val="left"/>
               <w:rPr>
                 <w:sz w:val="24"/>
@@ -2622,8 +2606,10 @@
           <w:p>
             <w:pPr>
               <w:pStyle w:val="TableParagraph"/>
+              <w:widowControl w:val="false"/>
+              <w:suppressAutoHyphens w:val="true"/>
               <w:spacing w:before="1" w:after="0"/>
-              <w:ind w:left="107"/>
+              <w:ind w:left="107" w:hanging="0"/>
               <w:jc w:val="left"/>
               <w:rPr>
                 <w:sz w:val="24"/>
@@ -2692,8 +2678,10 @@
           <w:p>
             <w:pPr>
               <w:pStyle w:val="TableParagraph"/>
+              <w:widowControl w:val="false"/>
+              <w:suppressAutoHyphens w:val="true"/>
               <w:spacing w:lineRule="exact" w:line="224" w:before="0" w:after="0"/>
-              <w:ind w:left="107"/>
+              <w:ind w:left="107" w:hanging="0"/>
               <w:jc w:val="left"/>
               <w:rPr>
                 <w:sz w:val="24"/>
@@ -2795,9 +2783,9 @@
     </w:tbl>
     <w:p>
       <w:pPr>
-        <w:pStyle w:val="BodyText"/>
+        <w:pStyle w:val="Style16"/>
         <w:spacing w:before="3" w:after="0"/>
-        <w:ind w:hanging="0" w:left="0"/>
+        <w:ind w:left="0" w:hanging="0"/>
         <w:jc w:val="left"/>
         <w:rPr>
           <w:b/>
@@ -2816,7 +2804,7 @@
           <w:tab w:val="clear" w:pos="708"/>
           <w:tab w:val="left" w:pos="5359" w:leader="none"/>
         </w:tabs>
-        <w:ind w:right="-1"/>
+        <w:ind w:right="-1" w:hanging="0"/>
         <w:rPr>
           <w:sz w:val="24"/>
           <w:szCs w:val="24"/>
@@ -2892,7 +2880,7 @@
           <w:tab w:val="left" w:pos="1841" w:leader="none"/>
           <w:tab w:val="left" w:pos="3543" w:leader="none"/>
         </w:tabs>
-        <w:ind w:right="2436"/>
+        <w:ind w:right="2436" w:hanging="0"/>
         <w:rPr>
           <w:i/>
           <w:i/>
@@ -2928,9 +2916,9 @@
     </w:p>
     <w:p>
       <w:pPr>
-        <w:pStyle w:val="BodyText"/>
+        <w:pStyle w:val="Style16"/>
         <w:spacing w:before="10" w:after="0"/>
-        <w:ind w:hanging="0" w:left="0"/>
+        <w:ind w:left="0" w:hanging="0"/>
         <w:jc w:val="left"/>
         <w:rPr>
           <w:i/>
@@ -2952,7 +2940,7 @@
           <w:tab w:val="left" w:pos="1724" w:leader="none"/>
           <w:tab w:val="left" w:pos="2367" w:leader="none"/>
         </w:tabs>
-        <w:ind w:left="75"/>
+        <w:ind w:left="75" w:hanging="0"/>
         <w:rPr>
           <w:i/>
           <w:i/>
@@ -3011,7 +2999,7 @@
           <w:tab w:val="left" w:pos="3661" w:leader="none"/>
           <w:tab w:val="left" w:pos="5864" w:leader="none"/>
         </w:tabs>
-        <w:ind w:right="1360"/>
+        <w:ind w:right="1360" w:hanging="0"/>
         <w:rPr>
           <w:b/>
           <w:sz w:val="24"/>
@@ -3034,7 +3022,7 @@
           <w:tab w:val="left" w:pos="3661" w:leader="none"/>
           <w:tab w:val="left" w:pos="5864" w:leader="none"/>
         </w:tabs>
-        <w:ind w:right="1360"/>
+        <w:ind w:right="1360" w:hanging="0"/>
         <w:rPr>
           <w:b/>
           <w:sz w:val="24"/>
@@ -3057,7 +3045,7 @@
           <w:tab w:val="left" w:pos="3661" w:leader="none"/>
           <w:tab w:val="left" w:pos="5864" w:leader="none"/>
         </w:tabs>
-        <w:ind w:right="1360"/>
+        <w:ind w:right="1360" w:hanging="0"/>
         <w:rPr>
           <w:sz w:val="24"/>
           <w:szCs w:val="24"/>
@@ -3148,7 +3136,7 @@
           <w:tab w:val="left" w:pos="4037" w:leader="none"/>
         </w:tabs>
         <w:spacing w:before="1" w:after="0"/>
-        <w:ind w:hanging="2335" w:left="2335"/>
+        <w:ind w:left="2335" w:hanging="2335"/>
         <w:rPr>
           <w:i/>
           <w:i/>
@@ -3199,7 +3187,7 @@
           <w:tab w:val="left" w:pos="2293" w:leader="none"/>
         </w:tabs>
         <w:spacing w:lineRule="exact" w:line="229"/>
-        <w:ind w:right="23"/>
+        <w:ind w:right="23" w:hanging="0"/>
         <w:rPr>
           <w:i/>
           <w:i/>
@@ -3225,7 +3213,7 @@
           <w:tab w:val="left" w:pos="2293" w:leader="none"/>
         </w:tabs>
         <w:spacing w:lineRule="exact" w:line="229"/>
-        <w:ind w:right="23"/>
+        <w:ind w:right="23" w:hanging="0"/>
         <w:rPr>
           <w:i/>
           <w:i/>
@@ -3300,10 +3288,7 @@
         </w:rPr>
       </w:pPr>
       <w:r>
-        <w:rPr>
-          <w:sz w:val="24"/>
-          <w:szCs w:val="24"/>
-        </w:rPr>
+        <w:rPr/>
       </w:r>
     </w:p>
     <w:sectPr>
@@ -4150,6 +4135,7 @@
     <w:rsid w:val="00361e45"/>
     <w:pPr>
       <w:widowControl w:val="false"/>
+      <w:suppressAutoHyphens w:val="true"/>
       <w:bidi w:val="0"/>
       <w:spacing w:lineRule="auto" w:line="240" w:before="0" w:after="0"/>
       <w:jc w:val="left"/>
@@ -4186,7 +4172,7 @@
   <w:style w:type="paragraph" w:styleId="Style15">
     <w:name w:val="Заголовок"/>
     <w:basedOn w:val="Normal"/>
-    <w:next w:val="BodyText"/>
+    <w:next w:val="Style16"/>
     <w:qFormat/>
     <w:pPr>
       <w:keepNext w:val="true"/>
@@ -4198,7 +4184,7 @@
       <w:szCs w:val="28"/>
     </w:rPr>
   </w:style>
-  <w:style w:type="paragraph" w:styleId="BodyText">
+  <w:style w:type="paragraph" w:styleId="Style16">
     <w:name w:val="Body Text"/>
     <w:basedOn w:val="Normal"/>
     <w:link w:val="Style14"/>
@@ -4206,7 +4192,7 @@
     <w:qFormat/>
     <w:rsid w:val="00361e45"/>
     <w:pPr>
-      <w:ind w:firstLine="566" w:left="1342"/>
+      <w:ind w:left="1342" w:firstLine="566"/>
       <w:jc w:val="both"/>
     </w:pPr>
     <w:rPr>
@@ -4214,15 +4200,15 @@
       <w:szCs w:val="24"/>
     </w:rPr>
   </w:style>
-  <w:style w:type="paragraph" w:styleId="List">
+  <w:style w:type="paragraph" w:styleId="Style17">
     <w:name w:val="List"/>
-    <w:basedOn w:val="BodyText"/>
+    <w:basedOn w:val="Style16"/>
     <w:pPr/>
     <w:rPr>
       <w:rFonts w:cs="Arial"/>
     </w:rPr>
   </w:style>
-  <w:style w:type="paragraph" w:styleId="Caption">
+  <w:style w:type="paragraph" w:styleId="Style18">
     <w:name w:val="Caption"/>
     <w:basedOn w:val="Normal"/>
     <w:qFormat/>
@@ -4238,7 +4224,7 @@
       <w:szCs w:val="24"/>
     </w:rPr>
   </w:style>
-  <w:style w:type="paragraph" w:styleId="Style16">
+  <w:style w:type="paragraph" w:styleId="Style19">
     <w:name w:val="Указатель"/>
     <w:basedOn w:val="Normal"/>
     <w:qFormat/>
